--- a/docs/engineering_journal_DRAFT.docx
+++ b/docs/engineering_journal_DRAFT.docx
@@ -53,7 +53,7 @@
           <w:highlight w:val="yellow"/>
           <w:highlightCs w:val="yellow"/>
         </w:rPr>
-        <w:t xml:space="preserve">[TEAM NAME — confirm registered name with coach]</w:t>
+        <w:t xml:space="preserve">TED drive</w:t>
       </w:r>
     </w:p>
     <w:p>
@@ -75,7 +75,7 @@
           <w:highlight w:val="yellow"/>
           <w:highlightCs w:val="yellow"/>
         </w:rPr>
-        <w:t xml:space="preserve">[surname]</w:t>
+        <w:t xml:space="preserve">Sirikonda</w:t>
       </w:r>
     </w:p>
     <w:p>

--- a/docs/engineering_journal_DRAFT.docx
+++ b/docs/engineering_journal_DRAFT.docx
@@ -319,7 +319,7 @@
         <w:spacing w:after="120" w:line="276"/>
       </w:pPr>
       <w:r>
-        <w:t xml:space="preserve">Rear wheels: 55.6 × 14 mm. Front wheels: 41 × 21 mm. Steering is an MG90 micro-servo through a mechanical linkage; in firmware the servo centre is 100 with a mechanical envelope of ±35 servo units, and every steering write is clamped to that envelope so no software state can command the linkage past its physical stops. A single inversion flag maps software left/right to mechanical left/right, so the same control code survives a re-assembled linkage.</w:t>
+        <w:t xml:space="preserve">Rear wheels: 55.6 × 14 mm. Front wheels: 41 × 21 mm. Steering is an MG90 micro-servo through a mechanical linkage; in firmware the servo centre is 106 with an asymmetric mechanical window of 64-136 servo units (-42/+30 about centre, matched to the Round-1 mat tune of 2026-08-10), and every steering write is clamped per side to that window so no software state can command the linkage past its physical stops. A single inversion flag maps software left/right to mechanical left/right, so the same control code survives a re-assembled linkage.</w:t>
       </w:r>
     </w:p>
     <w:p>
@@ -344,7 +344,7 @@
         <w:spacing w:after="120" w:line="276"/>
       </w:pPr>
       <w:r>
-        <w:t xml:space="preserve">The fix is decision D8 in our decision log: rebuild the chassis as a fully 3D-printed frame with positive wheel retention designed in, not added on. Status at time of writing: </w:t>
+        <w:t xml:space="preserve">The fix was drafted as decision D8: rebuild as a fully 3D-printed frame with retention designed in. D8 was cancelled on 2026-08-10 - retention was resolved on the existing frame instead, and the evidence is on record: </w:t>
       </w:r>
       <w:r>
         <w:rPr>
@@ -353,7 +353,7 @@
           <w:highlight w:val="yellow"/>
           <w:highlightCs w:val="yellow"/>
         </w:rPr>
-        <w:t xml:space="preserve">[UPDATE before print: printed / assembled / test-driven — include what carried over (wheels, differential) and drop in a photo below]</w:t>
+        <w:t xml:space="preserve">our 2026-08-09 runs are 28 and 29 seconds of continuous driving with no wheel loss, about six times the original failure duration. This LEGO-hybrid frame is the final competition chassis; the printed parts it carries are the sensor and actuator mounts, whose CAD lives in models/.</w:t>
       </w:r>
     </w:p>
     <w:tbl>
@@ -486,7 +486,7 @@
         <w:spacing w:after="120" w:line="276"/>
       </w:pPr>
       <w:r>
-        <w:t xml:space="preserve">Rules drove two hardware additions this cycle: the vehicle must carry exactly one power switch and must wait for one start button (rules 9.6–9.14). The switch cuts the pack; the start button is read by the firmware, which now boots into a waiting state and only arms the drive after the button press — the same press that captures our heading reference, with the car already placed on the mat.</w:t>
+        <w:t xml:space="preserve">Rules require exactly one power switch and one start button (9.6-9.14). Status at this draft, stated honestly: the Obstacle firmware boots into a waiting state and arms only on the button press - the same press that captures our heading reference with the car already on the mat - and the Open-Challenge firmware is receiving the identical wait-for-start behaviour (written, bench test pending). The dedicated power switch is not yet fitted; the pack connector currently serves as the cut, and installing a proper switch sits on the pre-competition hardware list.</w:t>
       </w:r>
     </w:p>
     <w:p>
@@ -1157,7 +1157,7 @@
         <w:spacing w:after="120" w:line="276"/>
       </w:pPr>
       <w:r>
-        <w:t xml:space="preserve">A Lenovo 300 FHD USB camera feeds the Pi at 640×480 (MJPEG). Colour classification lives or dies on exposure stability, so auto-exposure and auto-white-balance are disabled and locked before every run: white balance at 4500 K, exposure at 50 ms. The 50 ms number is not arbitrary — venue lighting flickers at twice the mains frequency, so a safe exposure must be an integer multiple of the half-period. 50 ms is exactly 5 × 10 ms (50 Hz mains) and exactly 6 × 8.33 ms (60 Hz mains): the same setting is flicker-proof on either grid. The accepted trade-off is frame rate — 50 ms exposure caps the camera near 20 fps regardless of the 30 fps request — and the software verifies after every startup that the driver really accepted the value instead of silently clamping it.</w:t>
+        <w:t xml:space="preserve">An OMO/WCAM/11 USB camera feeds the Pi at 640×480 (MJPEG). Colour classification lives or dies on exposure stability, so auto-exposure and auto-white-balance are disabled and locked before every run: white balance at 4500 K, exposure at 50 ms. The 50 ms number is not arbitrary — venue lighting flickers at twice the mains frequency, so a safe exposure must be an integer multiple of the half-period. 50 ms is exactly 5 × 10 ms (50 Hz mains) and exactly 6 × 8.33 ms (60 Hz mains): the same setting is flicker-proof on either grid. The accepted trade-off is frame rate — 50 ms exposure caps the camera near 20 fps regardless of the 30 fps request — and the software verifies after every startup that the driver really accepted the value instead of silently clamping it.</w:t>
       </w:r>
     </w:p>
     <w:p>
@@ -1749,10 +1749,10 @@
           <w:b/>
           <w:bCs/>
         </w:rPr>
-        <w:t xml:space="preserve">Wheel-shed failure → printed chassis (D8). </w:t>
-      </w:r>
-      <w:r>
-        <w:t xml:space="preserve">Chapter 2's five-second failure became a redesign with wheel retention as a designed-in feature.</w:t>
+        <w:t xml:space="preserve">Wheel-shed failure → rebuild decided, then cancelled on evidence (D8). </w:t>
+      </w:r>
+      <w:r>
+        <w:t xml:space="preserve">Chapter 2's five-second failure became a rebuild decision - then the existing frame survived about six times the failure duration across our 2026-08-09 runs, and we cancelled the rebuild. Reversing a decision on evidence is also an engineering decision.</w:t>
       </w:r>
     </w:p>
     <w:p>
@@ -1884,7 +1884,7 @@
         <w:spacing w:after="80" w:line="276"/>
       </w:pPr>
       <w:r>
-        <w:t xml:space="preserve">src/Round 1/ — Open Challenge firmware lineage (round_1_5 is the canonical flashed version).</w:t>
+        <w:t xml:space="preserve">src/Round 1/ — Open Challenge firmware lineage (round 1.ino is the canonical version - steering-sign fix + retune landed 2026-08-10).</w:t>
       </w:r>
     </w:p>
     <w:p>
@@ -1910,7 +1910,7 @@
         <w:spacing w:after="80" w:line="276"/>
       </w:pPr>
       <w:r>
-        <w:t xml:space="preserve">docs/ — the four criteria documents (mobility, power, software, systems &amp; decisions) this journal condenses.</w:t>
+        <w:t xml:space="preserve">docs/ — the five criteria documents (mobility, power, software, systems &amp; decisions, reproducibility) this journal condenses.</w:t>
       </w:r>
     </w:p>
     <w:p>
@@ -1923,7 +1923,7 @@
         <w:spacing w:after="80" w:line="276"/>
       </w:pPr>
       <w:r>
-        <w:t xml:space="preserve">schemes/ — the wiring schematic. models/ — chassis print files </w:t>
+        <w:t xml:space="preserve">schemes/ — the wiring schematics (v0.2, signal + power, script-generated). models/ — printed mount CAD (3 rangefinder, servo, motor mounts) </w:t>
       </w:r>
       <w:r>
         <w:rPr>
@@ -1932,7 +1932,7 @@
           <w:highlight w:val="yellow"/>
           <w:highlightCs w:val="yellow"/>
         </w:rPr>
-        <w:t xml:space="preserve">[pending STL commit with the D8 rebuild]</w:t>
+        <w:t xml:space="preserve">[mount CAD commit pending]</w:t>
       </w:r>
       <w:r>
         <w:t xml:space="preserve">. t-photos/, v-photos/, video.md — team, vehicle, and run-video evidence.</w:t>
@@ -2021,7 +2021,7 @@
         <w:spacing w:after="120" w:line="276"/>
       </w:pPr>
       <w:r>
-        <w:t xml:space="preserve">Round-1 firmware: field-driven through its lap logic. Round-2 stack: the binary full-lock avoidance was field-run; the gradient controller and the hardened protocol are flashed and mat-tuning as of this journal's print date. </w:t>
+        <w:t xml:space="preserve">Round-1 firmware: field-driven through its lap logic. Round-2 stack: the binary full-lock avoidance was field-run; the gradient controller and the hardened protocol are committed and pending their first mat session as of this draft. </w:t>
       </w:r>
       <w:r>
         <w:rPr>
@@ -2644,7 +2644,7 @@
                 <w:b w:val="false"/>
                 <w:bCs w:val="false"/>
               </w:rPr>
-              <w:t xml:space="preserve">Lenovo 300 FHD USB camera</w:t>
+              <w:t xml:space="preserve">OMO/WCAM/11 USB camera</w:t>
             </w:r>
           </w:p>
         </w:tc>
@@ -2945,7 +2945,7 @@
                 <w:highlight w:val="yellow"/>
                 <w:highlightCs w:val="yellow"/>
               </w:rPr>
-              <w:t xml:space="preserve">[LEGO space-frame / 3D-printed per D8 status]</w:t>
+              <w:t xml:space="preserve">LEGO-hybrid space-frame (final; D8 rebuild cancelled 2026-08-10)</w:t>
             </w:r>
           </w:p>
         </w:tc>

--- a/docs/engineering_journal_DRAFT.docx
+++ b/docs/engineering_journal_DRAFT.docx
@@ -75,7 +75,7 @@
           <w:highlight w:val="yellow"/>
           <w:highlightCs w:val="yellow"/>
         </w:rPr>
-        <w:t xml:space="preserve">Sirikonda</w:t>
+        <w:t xml:space="preserve">Sirikonda  ·  Diaan</w:t>
       </w:r>
     </w:p>
     <w:p>
@@ -470,7 +470,7 @@
         <w:spacing w:after="120" w:line="276"/>
       </w:pPr>
       <w:r>
-        <w:t xml:space="preserve">One battery powers everything: a 3S Li-Po, 11.1 V nominal, 2600 mAh, terminated in a DC jack. The pack feeds a buck converter that produces the 5 V rail for the ESP32 and the steering servo; the drive motor takes battery voltage through a TB6612FNG driver (direction pins + PWM, with the driver's standby line held enabled). The Raspberry Pi 5 runs from the same pack through its own regulator.</w:t>
+        <w:t xml:space="preserve">One battery powers everything: a 3S Li-Po, 11.1 V nominal, 2200 mAh, terminated in a DC jack. The pack feeds two buck converters: Buck-2 supplies the 5 V rail for the steering servo and the three rangefinders; the ESP32 is powered from the Raspberry Pi's USB port and sends the servo signal only; the Pi 5 runs from the pack through a fast-charge regulator module; and the drive motor takes battery voltage through a TB6612FNG driver (direction pins + PWM, with the driver's standby line driven enabled). This matches schemes/circuit_diagram_complete_2026-08-11.jpg — the harness was reworked on 2026-08-11 to move servo power off the ESP32's 5 V chain, closing a failure point our power document had named.</w:t>
       </w:r>
     </w:p>
     <w:p>
@@ -1081,7 +1081,7 @@
         <w:spacing w:after="120" w:line="276"/>
       </w:pPr>
       <w:r>
-        <w:t xml:space="preserve">Runtime check: 2600 mAh against the measured cruise total gives our laps-per-charge margin: </w:t>
+        <w:t xml:space="preserve">Runtime check: 2200 mAh against the measured cruise total gives our laps-per-charge margin: </w:t>
       </w:r>
       <w:r>
         <w:rPr>
@@ -1923,7 +1923,7 @@
         <w:spacing w:after="80" w:line="276"/>
       </w:pPr>
       <w:r>
-        <w:t xml:space="preserve">schemes/ — the wiring schematics (v0.2, signal + power, script-generated). models/ — printed mount CAD (3 rangefinder, servo, motor mounts) </w:t>
+        <w:t xml:space="preserve">schemes/ — the wiring schematics (v0.2, signal + power, script-generated). models/ — committed CAD (2026-08-11): TF-Luna enclosure and steering horn (original, Fusion 360) plus the initial LEGO design (LXFML); third-party camera-mount STLs are cited in models/README, not redistributed </w:t>
       </w:r>
       <w:r>
         <w:rPr>
@@ -1932,7 +1932,7 @@
           <w:highlight w:val="yellow"/>
           <w:highlightCs w:val="yellow"/>
         </w:rPr>
-        <w:t xml:space="preserve">[mount CAD commit pending]</w:t>
+        <w:t xml:space="preserve">(landed 2026-08-11)</w:t>
       </w:r>
       <w:r>
         <w:t xml:space="preserve">. t-photos/, v-photos/, video.md — team, vehicle, and run-video evidence.</w:t>
@@ -2047,7 +2047,7 @@
           <w:highlight w:val="yellow"/>
           <w:highlightCs w:val="yellow"/>
         </w:rPr>
-        <w:t xml:space="preserve">[FILL the two links here as well]</w:t>
+        <w:t xml:space="preserve">Open Challenge: youtu.be/PbOQJ54wr-0 (33 s) · Obstacle Challenge: youtu.be/dBjqMQ-jRBA (100 s); both unlisted-by-link, uploaded 2026-08-12.</w:t>
       </w:r>
     </w:p>
     <w:tbl>
@@ -2697,7 +2697,7 @@
                 <w:b w:val="false"/>
                 <w:bCs w:val="false"/>
               </w:rPr>
-              <w:t xml:space="preserve">3S Li-Po 11.1 V 2600 mAh (DC jack)</w:t>
+              <w:t xml:space="preserve">3S Li-Po 11.1 V 2200 mAh (DC jack)</w:t>
             </w:r>
           </w:p>
         </w:tc>

--- a/docs/engineering_journal_DRAFT.docx
+++ b/docs/engineering_journal_DRAFT.docx
@@ -50,7 +50,7 @@
         <w:rPr>
           <w:b/>
           <w:bCs/>
-          <w:highlight w:val="yellow"/>
+          <w:highlight w:val="open"/>
           <w:highlightCs w:val="yellow"/>
         </w:rPr>
         <w:t xml:space="preserve">TED drive</w:t>
@@ -290,7 +290,7 @@
         <w:spacing w:after="120" w:line="276"/>
       </w:pPr>
       <w:r>
-        <w:t xml:space="preserve">Speed derivation: 600 RPM at the gearbox output, less load droop, gives roughly 555 RPM at the pinion. With rear wheels of 55.6 mm diameter, wheel speed = RPM × π × D / 60. The one factor we still owe this chapter is the external pinion-to-crown tooth ratio through the differential: </w:t>
+        <w:t xml:space="preserve">Speed derivation: 600 RPM at the gearbox output, less load droop, gives roughly 555 RPM at the pinion. With rear wheels of 55.6 mm diameter, wheel speed = RPM × π × D / 60. The external reduction was counted on the vehicle on 2026-08-11: </w:t>
       </w:r>
       <w:r>
         <w:rPr>
@@ -299,10 +299,10 @@
           <w:highlight w:val="yellow"/>
           <w:highlightCs w:val="yellow"/>
         </w:rPr>
-        <w:t xml:space="preserve">[COUNT: pinion teeth ___ : crown teeth ___]</w:t>
-      </w:r>
-      <w:r>
-        <w:t xml:space="preserve">. With that ratio R, top speed ≈ (555 / R) × π × 0.0556 / 60 m/s; the un-geared upper bound is ≈ 1.6 m/s, and the true value sits below it by exactly R.</w:t>
+        <w:t xml:space="preserve">a 20-tooth pinion driving the 28-tooth ring gear of a LEGO differential (part 62821), so R = 28/20 = 1.4</w:t>
+      </w:r>
+      <w:r>
+        <w:t xml:space="preserve">. Top speed therefore works out at (555 / 1.4) × π × 0.0556 / 60 ≈ 1.15 m/s, against an un-geared upper bound of 1.6 m/s. Torque follows the same chain in reverse: the 1.4 reduction multiplies motor torque, giving 0.0247 N·m at the wheel at the rated figure and 0.0892 N·m at stall, which on a 27.8 mm wheel radius is 0.89 N and 3.21 N of tractive force. Set that against the traction limit. Our mass is capped at 1.5 kg by rule and has never been weighed; taking a 1.0–1.5 kg band with 50–60 % of weight over the driven axle, and rubber on a painted mat at μ ≈ 0.5–0.9, the tyres let go somewhere between 2.5 N and 7.9 N. Our 3.21 N of stall force sits inside that range, which means the vehicle is on the boundary between being torque-limited and traction-limited and we cannot yet say which. The distinction is not academic: it decides whether a wall strike stalls the motor — a current spike the TB6612 has to survive — or simply spins the wheels. Weighing the vehicle settles it, and that is the single most useful measurement left in this chapter. Acceleration falls out of the same figures: roughly 1.6 m/s² over the ramp, so about 0.7 s and 0.40 m to reach the speed ceiling — half a corridor width, which is why the car is at full speed well before its first corner. Finally, a sanity check on the ratio itself: a lap centre-line is roughly 8.8 m, so three laps is about 26 m, or ~23 s of driving at 1.15 m/s before corner slowdowns. Round time is not what the gearing costs us, which is the argument for leaving the external stage at 5:7 rather than re-cutting it for speed. Every number in this paragraph is a derivation from the counted ratio and datasheet-class motor figures — none of it is a bench measurement of our own motor.</w:t>
       </w:r>
     </w:p>
     <w:p>
@@ -439,7 +439,7 @@
         <w:spacing w:after="120" w:line="276"/>
       </w:pPr>
       <w:r>
-        <w:t xml:space="preserve">A stall-torque bench test of our actual motor unit (not the datasheet family), and a loaded top-speed run over a measured distance, would convert the two labelled estimates above into measurements. Both are on the list for the pre-competition test day.</w:t>
+        <w:t xml:space="preserve">Three measurements would convert the derivations above into facts, and we know exactly what each one would settle. Weighing the vehicle and noting its front/rear split resolves the torque-versus-traction question outright. A stall-current reading on our actual motor unit replaces the datasheet torque family with a figure for this motor. A tape-measure run over a known distance replaces the 1.15 m/s derivation with a measured top speed. All three are single-session measurements and all three are on the pre-competition test-day list. We would also like a lap-completion comparison at two drive speeds: our current DRIVE_SPEED of 1000 is about 98 % duty, which leaves no headroom as the pack sags, and ten runs at each of two speeds would tell us whether that costs us completions.</w:t>
       </w:r>
     </w:p>
     <w:p>
@@ -517,7 +517,7 @@
         <w:spacing w:after="120" w:line="276"/>
       </w:pPr>
       <w:r>
-        <w:t xml:space="preserve">The table below is filled from a per-rail multimeter session: </w:t>
+        <w:t xml:space="preserve">The table below is derived, not measured, and is labelled as such. Each consumer’s figure comes from its datasheet; the pack row converts every rail to pack current using I = P / (η × V) at η = 0.88 and V = 11.1 V. The full working, rail by rail, is in docs/2_power_predicted_budget.md. One measured entry exists so far: </w:t>
       </w:r>
       <w:r>
         <w:rPr>
@@ -526,7 +526,7 @@
           <w:highlight w:val="yellow"/>
           <w:highlightCs w:val="yellow"/>
         </w:rPr>
-        <w:t xml:space="preserve">[MEASURE and fill — method: inline multimeter on each rail; record idle, cruising, and stall/peak]</w:t>
+        <w:t xml:space="preserve">pack voltage at rest read 12.47–12.49 V on a Fluke 15B+ on 2026-08-12, inside the predicted band. The current rows stay predicted until an inline series measurement is taken — we did not enter a derived number in a measured column.</w:t>
       </w:r>
     </w:p>
     <w:tbl>
@@ -599,7 +599,7 @@
                 <w:b/>
                 <w:bCs/>
               </w:rPr>
-              <w:t xml:space="preserve">Idle (mA)</w:t>
+              <w:t xml:space="preserve">Idle (mA, predicted)</w:t>
             </w:r>
           </w:p>
         </w:tc>
@@ -617,7 +617,7 @@
                 <w:b/>
                 <w:bCs/>
               </w:rPr>
-              <w:t xml:space="preserve">Cruise (mA)</w:t>
+              <w:t xml:space="preserve">Cruise (mA, predicted)</w:t>
             </w:r>
           </w:p>
         </w:tc>
@@ -635,7 +635,7 @@
                 <w:b/>
                 <w:bCs/>
               </w:rPr>
-              <w:t xml:space="preserve">Peak (mA)</w:t>
+              <w:t xml:space="preserve">Peak (mA, predicted)</w:t>
             </w:r>
           </w:p>
         </w:tc>
@@ -654,7 +654,7 @@
                 <w:b w:val="false"/>
                 <w:bCs w:val="false"/>
               </w:rPr>
-              <w:t xml:space="preserve">ESP32 + sensors</w:t>
+              <w:t xml:space="preserve">3× TF-Luna + BNO055</w:t>
             </w:r>
           </w:p>
         </w:tc>
@@ -671,7 +671,7 @@
                 <w:b w:val="false"/>
                 <w:bCs w:val="false"/>
               </w:rPr>
-              <w:t xml:space="preserve">5 V (buck)</w:t>
+              <w:t xml:space="preserve">Buck-2, 5 V</w:t>
             </w:r>
           </w:p>
         </w:tc>
@@ -688,7 +688,7 @@
                 <w:b w:val="false"/>
                 <w:bCs w:val="false"/>
               </w:rPr>
-              <w:t xml:space="preserve">[    ]</w:t>
+              <w:t xml:space="preserve">222</w:t>
             </w:r>
           </w:p>
         </w:tc>
@@ -705,7 +705,7 @@
                 <w:b w:val="false"/>
                 <w:bCs w:val="false"/>
               </w:rPr>
-              <w:t xml:space="preserve">[    ]</w:t>
+              <w:t xml:space="preserve">222</w:t>
             </w:r>
           </w:p>
         </w:tc>
@@ -722,7 +722,7 @@
                 <w:b w:val="false"/>
                 <w:bCs w:val="false"/>
               </w:rPr>
-              <w:t xml:space="preserve">[    ]</w:t>
+              <w:t xml:space="preserve">462</w:t>
             </w:r>
           </w:p>
         </w:tc>
@@ -758,7 +758,7 @@
                 <w:b w:val="false"/>
                 <w:bCs w:val="false"/>
               </w:rPr>
-              <w:t xml:space="preserve">5 V (buck)</w:t>
+              <w:t xml:space="preserve">Buck-2, 5 V</w:t>
             </w:r>
           </w:p>
         </w:tc>
@@ -775,7 +775,7 @@
                 <w:b w:val="false"/>
                 <w:bCs w:val="false"/>
               </w:rPr>
-              <w:t xml:space="preserve">[    ]</w:t>
+              <w:t xml:space="preserve">10</w:t>
             </w:r>
           </w:p>
         </w:tc>
@@ -792,7 +792,7 @@
                 <w:b w:val="false"/>
                 <w:bCs w:val="false"/>
               </w:rPr>
-              <w:t xml:space="preserve">[    ]</w:t>
+              <w:t xml:space="preserve">120–250</w:t>
             </w:r>
           </w:p>
         </w:tc>
@@ -809,7 +809,7 @@
                 <w:b w:val="false"/>
                 <w:bCs w:val="false"/>
               </w:rPr>
-              <w:t xml:space="preserve">[    ]</w:t>
+              <w:t xml:space="preserve">700–800</w:t>
             </w:r>
           </w:p>
         </w:tc>
@@ -862,7 +862,7 @@
                 <w:b w:val="false"/>
                 <w:bCs w:val="false"/>
               </w:rPr>
-              <w:t xml:space="preserve">[    ]</w:t>
+              <w:t xml:space="preserve">0</w:t>
             </w:r>
           </w:p>
         </w:tc>
@@ -879,7 +879,7 @@
                 <w:b w:val="false"/>
                 <w:bCs w:val="false"/>
               </w:rPr>
-              <w:t xml:space="preserve">[    ]</w:t>
+              <w:t xml:space="preserve">150–300</w:t>
             </w:r>
           </w:p>
         </w:tc>
@@ -896,7 +896,7 @@
                 <w:b w:val="false"/>
                 <w:bCs w:val="false"/>
               </w:rPr>
-              <w:t xml:space="preserve">[    ]</w:t>
+              <w:t xml:space="preserve">750–1100</w:t>
             </w:r>
           </w:p>
         </w:tc>
@@ -915,7 +915,7 @@
                 <w:b w:val="false"/>
                 <w:bCs w:val="false"/>
               </w:rPr>
-              <w:t xml:space="preserve">Raspberry Pi 5 + camera</w:t>
+              <w:t xml:space="preserve">Raspberry Pi 5 + camera + ESP32</w:t>
             </w:r>
           </w:p>
         </w:tc>
@@ -932,7 +932,7 @@
                 <w:b w:val="false"/>
                 <w:bCs w:val="false"/>
               </w:rPr>
-              <w:t xml:space="preserve">Pi regulator</w:t>
+              <w:t xml:space="preserve">fast-charge module, 5 V</w:t>
             </w:r>
           </w:p>
         </w:tc>
@@ -949,7 +949,7 @@
                 <w:b w:val="false"/>
                 <w:bCs w:val="false"/>
               </w:rPr>
-              <w:t xml:space="preserve">[    ]</w:t>
+              <w:t xml:space="preserve">1240–1700</w:t>
             </w:r>
           </w:p>
         </w:tc>
@@ -966,7 +966,7 @@
                 <w:b w:val="false"/>
                 <w:bCs w:val="false"/>
               </w:rPr>
-              <w:t xml:space="preserve">[    ]</w:t>
+              <w:t xml:space="preserve">1240–1700</w:t>
             </w:r>
           </w:p>
         </w:tc>
@@ -983,7 +983,7 @@
                 <w:b w:val="false"/>
                 <w:bCs w:val="false"/>
               </w:rPr>
-              <w:t xml:space="preserve">[    ]</w:t>
+              <w:t xml:space="preserve">1700</w:t>
             </w:r>
           </w:p>
         </w:tc>
@@ -1002,7 +1002,7 @@
                 <w:b w:val="false"/>
                 <w:bCs w:val="false"/>
               </w:rPr>
-              <w:t xml:space="preserve">TOTAL from pack</w:t>
+              <w:t xml:space="preserve">TOTAL drawn from pack</w:t>
             </w:r>
           </w:p>
         </w:tc>
@@ -1036,7 +1036,7 @@
                 <w:b w:val="false"/>
                 <w:bCs w:val="false"/>
               </w:rPr>
-              <w:t xml:space="preserve">[    ]</w:t>
+              <w:t xml:space="preserve">750–980</w:t>
             </w:r>
           </w:p>
         </w:tc>
@@ -1053,7 +1053,7 @@
                 <w:b w:val="false"/>
                 <w:bCs w:val="false"/>
               </w:rPr>
-              <w:t xml:space="preserve">[    ]</w:t>
+              <w:t xml:space="preserve">950–1400</w:t>
             </w:r>
           </w:p>
         </w:tc>
@@ -1070,7 +1070,7 @@
                 <w:b w:val="false"/>
                 <w:bCs w:val="false"/>
               </w:rPr>
-              <w:t xml:space="preserve">[    ]</w:t>
+              <w:t xml:space="preserve">2190–2590</w:t>
             </w:r>
           </w:p>
         </w:tc>
@@ -1090,7 +1090,7 @@
           <w:highlight w:val="yellow"/>
           <w:highlightCs w:val="yellow"/>
         </w:rPr>
-        <w:t xml:space="preserve">[compute after measuring]</w:t>
+        <w:t xml:space="preserve">2200 mAh × 0.8 usable ÷ 1.4 A worst-case cruise = 1.26 h, or ÷ 0.95 A best case = 1.85 h. A competition round is about three minutes, so 25–37 runs per charge — battery endurance is not a design constraint for this vehicle and we need no charging strategy between rounds. Peak draw is also only about 2 % of the pack’s 60C rating, so if we ever measure real voltage sag under load, the harness is at fault and not the cells.</w:t>
       </w:r>
     </w:p>
     <w:p>
@@ -1552,7 +1552,7 @@
         <w:spacing w:after="120" w:line="276"/>
       </w:pPr>
       <w:r>
-        <w:t xml:space="preserve">We classify pillars in Lab colour space with a hand-implemented sRGB→Lab conversion (linearisation, D65 white point). At the venue, we sample the actual red and green pillars under the actual lights; calibration stores each colour's centre as the median of the samples and its tolerance as a robust spread estimate (1.4826 × median absolute deviation), capped at 15. That cap is a designed property, not a limit: the magenta parking pillars sit ~99 Lab-units away from red in the (a,b) plane, so with tolerance ≤ 15 they are mathematically invisible to the red/green classes — no special case needed.</w:t>
+        <w:t xml:space="preserve">We classify pillars in Lab colour space with a hand-implemented sRGB→Lab conversion (linearisation, D65 white point). At the venue, we sample the actual red and green pillars under the actual lights; calibration stores each colour's centre as the median of the samples and its tolerance as a robust spread estimate (1.4826 × median absolute deviation), capped at 15. That cap is a designed property rather than a limit, and it is what keeps the three classes apart. Magenta — the parking-lot markers — was originally excluded by exactly this mechanism. Since parking entered scope we calibrate it as a third class on key 3, with its own tolerance of 22 and a hard b* &lt; 0 pre-gate, magenta being the only one of the three colours with negative b*. On 85 frames of the actual markers on the mat we measured the magenta-to-red separation at 46.8 units on stills and 55.1 on video — real tape is duller than the published RGB, which would suggest about 99 — but even the measured figure sits far outside every tolerance in use, so a cross-class confusion is not reachable.</w:t>
       </w:r>
     </w:p>
     <w:p>
@@ -1627,7 +1627,7 @@
           <w:highlight w:val="yellow"/>
           <w:highlightCs w:val="yellow"/>
         </w:rPr>
-        <w:t xml:space="preserve">[UPDATE after tuning runs: final KV value + one sentence on how it behaved]</w:t>
+        <w:t xml:space="preserve">It has not yet been tuned on the mat: the obstacle stack has not had a mat session since the gradient law was written, so KV stands at its geometric value. This is the largest untuned surface in the controller and we say so rather than imply otherwise.</w:t>
       </w:r>
     </w:p>
     <w:p>
@@ -1670,7 +1670,7 @@
           <w:highlight w:val="yellow"/>
           <w:highlightCs w:val="yellow"/>
         </w:rPr>
-        <w:t xml:space="preserve">[UPDATE before print: implemented / planned — if implemented, describe the states and add the tuning note]</w:t>
+        <w:t xml:space="preserve">half of it is built. Detection exists — the runtime picker gained magenta as a third calibrated class on 2026-08-12 and reports bay sightings as telemetry (MAG with centre-x, height and width, at 5 Hz after a 5-of-N confirmation). The controller does not: no state consumes that message, and the park states are not in the committed build. A park controller exists on a feature branch and is deliberately unmerged until it has run on a mat, because shipping never-run states onto the branch judges read would contradict this document. Rule 9.24.7 also ends the round if we touch a lot limiter, which caps how aggressive the manoeuvre may be.</w:t>
       </w:r>
     </w:p>
     <w:p>
@@ -1923,7 +1923,7 @@
         <w:spacing w:after="80" w:line="276"/>
       </w:pPr>
       <w:r>
-        <w:t xml:space="preserve">schemes/ — the wiring schematics (v0.2, signal + power, script-generated). models/ — committed CAD (2026-08-11): TF-Luna enclosure and steering horn (original, Fusion 360) plus the initial LEGO design (LXFML); third-party camera-mount STLs are cited in models/README, not redistributed </w:t>
+        <w:t xml:space="preserve">schemes/ — the wiring schematics (v0.2, signal + power, script-generated). models/ — committed CAD: TF-Luna enclosure, steering horn and N20 motor clamp (Fusion 360) plus the initial LEGO design (LXFML) and a 69-page build-instructions export; third-party camera-mount STLs are cited in models/README, not redistributed </w:t>
       </w:r>
       <w:r>
         <w:rPr>
@@ -2030,7 +2030,7 @@
           <w:highlight w:val="yellow"/>
           <w:highlightCs w:val="yellow"/>
         </w:rPr>
-        <w:t xml:space="preserve">[UPDATE before print: number of full 3-lap obstacle runs completed, best time, KV final value]</w:t>
+        <w:t xml:space="preserve">As of this print: zero full three-lap obstacle runs have been completed and logged. What we have is Round-1 firmware driven through its lap logic and two recorded runs of 28 and 29 seconds, and a Round-2 stack that is committed but has not yet been flashed and run end to end. How we test is a four-stage ladder — host stub, bench with wheels off the ground, mat run, then venue calibration — and nothing moves up a stage until the one below passes. Every tuned constant in this journal carries its source: mat-tuned (servo centre 106, steering gain, drive speed), geometry-derived (KV, exposure), swept (the detector threshold, chosen from four operating points), or set by a failure we analysed (corner persistence of five loops, raw-heading turn completion). Some tuning attempts failed and we kept them: a CLOSE morphology bridged reflection bleed into the magenta marker instead of clearing it, and brightness-bucketed colour discs made detection worse because chroma is not monotonic in brightness — shadow and glare both desaturate. One methodological finding matters more than any of these. We twice tried to measure performance from run video and both attempts failed; a third produced an oscillation frequency of 1.21 Hz that we withdrew when two estimators disagreed six-fold and the peak turned out to be an artefact of our own analysis window. Our instrument is serial telemetry, not video: the firmware prints turn count, steering error and stop condition every loop, and tools/serial_log.py captures it. One logged run answers four open questions at once — effective loop rate, turn count, run-on distance and the stop condition.</w:t>
       </w:r>
     </w:p>
     <w:p>
@@ -2088,7 +2088,7 @@
                 <w:highlight w:val="yellow"/>
                 <w:highlightCs w:val="yellow"/>
               </w:rPr>
-              <w:t xml:space="preserve">[PHOTO: team photo — both members + coach if permitted]</w:t>
+              <w:t xml:space="preserve">[PHOTO: team photo — t-photos/team_photo_official.jpg]</w:t>
             </w:r>
           </w:p>
           <w:p>
@@ -2784,7 +2784,7 @@
                 <w:b w:val="false"/>
                 <w:bCs w:val="false"/>
               </w:rPr>
-              <w:t xml:space="preserve">5 V rail (ESP32 + servo)</w:t>
+              <w:t xml:space="preserve">Buck-2: 5 V for servo power + 3× TF-Luna (ESP32 runs from a Pi USB port)</w:t>
             </w:r>
           </w:p>
         </w:tc>
@@ -3004,7 +3004,7 @@
         <w:spacing w:after="80" w:line="276"/>
       </w:pPr>
       <w:r>
-        <w:t xml:space="preserve">All </w:t>
+        <w:t xml:space="preserve">Remaining </w:t>
       </w:r>
       <w:r>
         <w:rPr>
@@ -3013,10 +3013,10 @@
           <w:highlight w:val="yellow"/>
           <w:highlightCs w:val="yellow"/>
         </w:rPr>
-        <w:t xml:space="preserve">yellow</w:t>
-      </w:r>
-      <w:r>
-        <w:t xml:space="preserve"> items: tooth counts (2.1), chassis status + photo (2.3), switch/button photo (3.1), the measured power table + runtime (3.2), KV tuning result (4.4), parking status (4.6), test-run numbers + video links (7), BoM chassis row.</w:t>
+        <w:t xml:space="preserve">open</w:t>
+      </w:r>
+      <w:r>
+        <w:t xml:space="preserve"> items before printing: the switch/button photo (3.1) once the inline power switch is fitted, and the three photo boxes. Now closed: tooth counts and the torque derivation (2.1), chassis status (2.3), the derived power budget and runtime (3.2), KV status (4.4), parking status (4.6), test-run status and video links (7), BoM chassis row. Still true and deliberately stated in the text rather than hidden: no logged three-lap obstacle run, no measured currents, no weighed mass, and no fitted power switch.</w:t>
       </w:r>
     </w:p>
     <w:p>
@@ -3029,7 +3029,7 @@
         <w:spacing w:after="80" w:line="276"/>
       </w:pPr>
       <w:r>
-        <w:t xml:space="preserve">Photos into the three dashed boxes (chapters 1, 2, 7) — print only after every yellow mark is gone.</w:t>
+        <w:t xml:space="preserve">Photos into the three dashed boxes (chapters 1, 2, 7) — print only after every open item above is closed.</w:t>
       </w:r>
     </w:p>
     <w:p>

--- a/docs/engineering_journal_DRAFT.docx
+++ b/docs/engineering_journal_DRAFT.docx
@@ -344,7 +344,7 @@
         <w:spacing w:after="120" w:line="276"/>
       </w:pPr>
       <w:r>
-        <w:t xml:space="preserve">The fix was drafted as decision D8: rebuild as a fully 3D-printed frame with retention designed in. D8 was cancelled on 2026-08-10 - retention was resolved on the existing frame instead, and the evidence is on record: </w:t>
+        <w:t xml:space="preserve">The fix was drafted as decision D8: rebuild as a fully 3D-printed frame with retention designed in. What actually solved it was cheaper. We redesigned the LEGO space-frame itself from the ground up — structurally tighter and more rigid than our first layout, which could not package the motor and battery together, carried its mass too high, and would not hold a curve. The wheels were never the root cause: a frame that flexes under drive torque works the axle interface loose, and stiffening the frame removed the load path that was shedding them. The printed rebuild was cancelled on 2026-08-10 because it was no longer needed. </w:t>
       </w:r>
       <w:r>
         <w:rPr>
@@ -353,7 +353,7 @@
           <w:highlight w:val="yellow"/>
           <w:highlightCs w:val="yellow"/>
         </w:rPr>
-        <w:t xml:space="preserve">our 2026-08-09 runs are 28 and 29 seconds of continuous driving with no wheel loss, about six times the original failure duration. This LEGO-hybrid frame is the final competition chassis; the printed parts it carries are the sensor and actuator mounts, whose CAD lives in models/.</w:t>
+        <w:t xml:space="preserve">our 2026-08-09 runs are 28 and 29 seconds of continuous driving with no wheel loss, about six times the original failure duration. That before-and-after is the clearest test-caused design change we made: a measured failure, a frame redesign, and a measured six-fold improvement. Every run and every committed artifact since is on this frame, and it is final. One consequence worth stating: because the answer was a LEGO redesign rather than a printed one, our committed CAD is the LEGO design file plus the printed mounts the frame carries, not a chassis STL.</w:t>
       </w:r>
     </w:p>
     <w:tbl>
@@ -1752,7 +1752,7 @@
         <w:t xml:space="preserve">Wheel-shed failure → rebuild decided, then cancelled on evidence (D8). </w:t>
       </w:r>
       <w:r>
-        <w:t xml:space="preserve">Chapter 2's five-second failure became a rebuild decision - then the existing frame survived about six times the failure duration across our 2026-08-09 runs, and we cancelled the rebuild. Reversing a decision on evidence is also an engineering decision.</w:t>
+        <w:t xml:space="preserve">Chapter 2's five-second failure became a rebuild decision - then a ground-up redesign of the LEGO frame, stiffer than the first layout, survived about six times the failure duration across our 2026-08-09 runs, and the printed rebuild was cancelled as unnecessary. The frame-level diagnosis was right and our first choice of implementation was wrong: stiffness was what mattered, not the material.</w:t>
       </w:r>
     </w:p>
     <w:p>
